--- a/plantillas/docx/compraventa.docx
+++ b/plantillas/docx/compraventa.docx
@@ -300,10 +300,43 @@
         <w:jc w:val="both"/>
       </w:pPr>
       <w:r>
-        <w:t xml:space="preserve">{{ord()}}: Garantiza {{a.vendedores | el:'vendedor'}} que el inmueble objeto de esta venta se encuentra libre de toda clase de gravámenes que puedan afectar su dominio, posesión y tenencia del mismo, tales como censo, hipoteca, embargo, anticresis, pleitos pendientes, demanda civil registrada, arrendamiento por escritura pública, patrimonio de familia inembargable, condiciones resolutorias, limitaciones del mismo y cualquier otro, y en general libre de todo gravamen{{#a.excepcion_gravamen}}, con excepción de {{a.excepcion_gravamen}}{{/a.excepcion_gravamen}}, pero que en todo caso se obliga a salir al saneamiento de lo vendido conforme a la Ley.</w:t>
-      </w:r>
-      <w:r>
-        <w:tab/>
+        <w:t xml:space="preserve">{{ord()}}: Garantiza {{a.vendedores | el:'vendedor'}} que el inmueble objeto de esta venta se encuentra libre de toda clase de gravámenes que puedan afectar su dominio, posesión y tenencia del mismo, tales como censo, hipoteca, embargo, anticresis, pleitos pendientes, demanda civil registrada, arrendamiento por escritura pública, patrimonio de familia inembargable, condiciones resolutorias, limitaciones del mismo y cualquier otro, y en general libre de todo gravamen, pero que en todo caso se obliga a salir al saneamiento de lo vendido conforme a la Ley.</w:t>
+      </w:r>
+      <w:r>
+        <w:tab/>
+      </w:r>
+    </w:p>
+    <w:p>
+      <w:pPr>
+        <w:spacing w:after="0" w:line="360" w:lineRule="auto"/>
+        <w:jc w:val="both"/>
+      </w:pPr>
+      <w:r>
+        <w:t xml:space="preserve">{{#a.paragrafo_gravamen}}</w:t>
+      </w:r>
+    </w:p>
+    <w:p>
+      <w:pPr>
+        <w:tabs>
+          <w:tab w:val="right" w:leader="hyphen" w:pos="8894"/>
+        </w:tabs>
+        <w:spacing w:after="0" w:line="360" w:lineRule="auto"/>
+        <w:jc w:val="both"/>
+      </w:pPr>
+      <w:r>
+        <w:t xml:space="preserve">PARAGRAFO: {{a.paragrafo_gravamen}}</w:t>
+      </w:r>
+      <w:r>
+        <w:tab/>
+      </w:r>
+    </w:p>
+    <w:p>
+      <w:pPr>
+        <w:spacing w:after="0" w:line="360" w:lineRule="auto"/>
+        <w:jc w:val="both"/>
+      </w:pPr>
+      <w:r>
+        <w:t xml:space="preserve">{{/a.paragrafo_gravamen}}</w:t>
       </w:r>
     </w:p>
     <w:p>
@@ -442,6 +475,39 @@
       </w:pPr>
       <w:r>
         <w:t xml:space="preserve">{{/a.afecta_no_aplica}}</w:t>
+      </w:r>
+    </w:p>
+    <w:p>
+      <w:pPr>
+        <w:spacing w:after="0" w:line="360" w:lineRule="auto"/>
+        <w:jc w:val="both"/>
+      </w:pPr>
+      <w:r>
+        <w:t xml:space="preserve">{{#a.afecta_lote}}</w:t>
+      </w:r>
+    </w:p>
+    <w:p>
+      <w:pPr>
+        <w:tabs>
+          <w:tab w:val="right" w:leader="hyphen" w:pos="8894"/>
+        </w:tabs>
+        <w:spacing w:after="0" w:line="360" w:lineRule="auto"/>
+        <w:jc w:val="both"/>
+      </w:pPr>
+      <w:r>
+        <w:t xml:space="preserve">b. No procede la AFECTACIÓN A VIVIENDA FAMILIAR de que trata la Ley 258 de 1996, reformada por la Ley 854 de 2003, por tratarse de {{a.lote_sin_construccion}}.</w:t>
+      </w:r>
+      <w:r>
+        <w:tab/>
+      </w:r>
+    </w:p>
+    <w:p>
+      <w:pPr>
+        <w:spacing w:after="0" w:line="360" w:lineRule="auto"/>
+        <w:jc w:val="both"/>
+      </w:pPr>
+      <w:r>
+        <w:t xml:space="preserve">{{/a.afecta_lote}}</w:t>
       </w:r>
     </w:p>
     <w:p>
